--- a/assets/worksheets/velocity-curve/horn-introduction-answer-key.docx
+++ b/assets/worksheets/velocity-curve/horn-introduction-answer-key.docx
@@ -673,7 +673,7 @@
   <w:docDefaults>
     <w:rPrDefault>
       <w:rPr>
-        <w:rFonts w:asciiTheme="minorHAnsi" w:eastAsiaTheme="minorEastAsia" w:hAnsiTheme="minorHAnsi" w:cstheme="minorBidi"/>
+        <w:rFonts w:ascii="Arial" w:hAnsi="Arial" w:cs="Arial" w:eastAsia="Arial"/>
         <w:sz w:val="22"/>
         <w:szCs w:val="22"/>
         <w:lang w:val="en-US" w:eastAsia="en-US" w:bidi="ar-SA"/>
@@ -832,7 +832,7 @@
       <w:spacing w:after="120" w:line="264" w:lineRule="auto"/>
     </w:pPr>
     <w:rPr>
-      <w:rFonts w:ascii="Arial" w:hAnsi="Arial"/>
+      <w:rFonts w:ascii="Arial" w:hAnsi="Arial" w:cs="Arial" w:eastAsia="Arial"/>
       <w:b w:val="0"/>
       <w:color w:val="000000"/>
       <w:sz w:val="22"/>
@@ -849,7 +849,7 @@
       <w:spacing w:after="120" w:line="264" w:lineRule="auto"/>
     </w:pPr>
     <w:rPr>
-      <w:rFonts w:ascii="Arial" w:hAnsi="Arial"/>
+      <w:rFonts w:ascii="Arial" w:hAnsi="Arial" w:cs="Arial" w:eastAsia="Arial"/>
       <w:b w:val="0"/>
       <w:color w:val="000000"/>
       <w:sz w:val="18"/>
@@ -873,7 +873,7 @@
       <w:spacing w:after="120" w:line="264" w:lineRule="auto"/>
     </w:pPr>
     <w:rPr>
-      <w:rFonts w:ascii="Arial" w:hAnsi="Arial"/>
+      <w:rFonts w:ascii="Arial" w:hAnsi="Arial" w:cs="Arial" w:eastAsia="Arial"/>
       <w:b w:val="0"/>
       <w:color w:val="000000"/>
       <w:sz w:val="18"/>
@@ -901,7 +901,7 @@
       <w:outlineLvl w:val="0"/>
     </w:pPr>
     <w:rPr>
-      <w:rFonts w:asciiTheme="majorHAnsi" w:eastAsiaTheme="majorEastAsia" w:hAnsiTheme="majorHAnsi" w:cstheme="majorBidi" w:ascii="Arial" w:hAnsi="Arial"/>
+      <w:rFonts w:ascii="Arial" w:hAnsi="Arial" w:cs="Arial" w:eastAsia="Arial"/>
       <w:b/>
       <w:bCs/>
       <w:color w:val="000000"/>
@@ -925,7 +925,7 @@
       <w:outlineLvl w:val="1"/>
     </w:pPr>
     <w:rPr>
-      <w:rFonts w:asciiTheme="majorHAnsi" w:eastAsiaTheme="majorEastAsia" w:hAnsiTheme="majorHAnsi" w:cstheme="majorBidi" w:ascii="Arial" w:hAnsi="Arial"/>
+      <w:rFonts w:ascii="Arial" w:hAnsi="Arial" w:cs="Arial" w:eastAsia="Arial"/>
       <w:b/>
       <w:bCs/>
       <w:color w:val="000000"/>
@@ -949,7 +949,7 @@
       <w:outlineLvl w:val="2"/>
     </w:pPr>
     <w:rPr>
-      <w:rFonts w:asciiTheme="majorHAnsi" w:eastAsiaTheme="majorEastAsia" w:hAnsiTheme="majorHAnsi" w:cstheme="majorBidi"/>
+      <w:rFonts w:ascii="Arial" w:hAnsi="Arial" w:cs="Arial" w:eastAsia="Arial"/>
       <w:b/>
       <w:bCs/>
       <w:color w:val="4F81BD" w:themeColor="accent1"/>
@@ -972,7 +972,7 @@
       <w:outlineLvl w:val="3"/>
     </w:pPr>
     <w:rPr>
-      <w:rFonts w:asciiTheme="majorHAnsi" w:eastAsiaTheme="majorEastAsia" w:hAnsiTheme="majorHAnsi" w:cstheme="majorBidi"/>
+      <w:rFonts w:ascii="Arial" w:hAnsi="Arial" w:cs="Arial" w:eastAsia="Arial"/>
       <w:b/>
       <w:bCs/>
       <w:i/>
@@ -997,7 +997,7 @@
       <w:outlineLvl w:val="4"/>
     </w:pPr>
     <w:rPr>
-      <w:rFonts w:asciiTheme="majorHAnsi" w:eastAsiaTheme="majorEastAsia" w:hAnsiTheme="majorHAnsi" w:cstheme="majorBidi"/>
+      <w:rFonts w:ascii="Arial" w:hAnsi="Arial" w:cs="Arial" w:eastAsia="Arial"/>
       <w:color w:val="243F60" w:themeColor="accent1" w:themeShade="7F"/>
     </w:rPr>
   </w:style>
@@ -1018,7 +1018,7 @@
       <w:outlineLvl w:val="5"/>
     </w:pPr>
     <w:rPr>
-      <w:rFonts w:asciiTheme="majorHAnsi" w:eastAsiaTheme="majorEastAsia" w:hAnsiTheme="majorHAnsi" w:cstheme="majorBidi"/>
+      <w:rFonts w:ascii="Arial" w:hAnsi="Arial" w:cs="Arial" w:eastAsia="Arial"/>
       <w:i/>
       <w:iCs/>
       <w:color w:val="243F60" w:themeColor="accent1" w:themeShade="7F"/>
@@ -1041,7 +1041,7 @@
       <w:outlineLvl w:val="6"/>
     </w:pPr>
     <w:rPr>
-      <w:rFonts w:asciiTheme="majorHAnsi" w:eastAsiaTheme="majorEastAsia" w:hAnsiTheme="majorHAnsi" w:cstheme="majorBidi"/>
+      <w:rFonts w:ascii="Arial" w:hAnsi="Arial" w:cs="Arial" w:eastAsia="Arial"/>
       <w:i/>
       <w:iCs/>
       <w:color w:val="404040" w:themeColor="text1" w:themeTint="BF"/>
@@ -1064,7 +1064,7 @@
       <w:outlineLvl w:val="7"/>
     </w:pPr>
     <w:rPr>
-      <w:rFonts w:asciiTheme="majorHAnsi" w:eastAsiaTheme="majorEastAsia" w:hAnsiTheme="majorHAnsi" w:cstheme="majorBidi"/>
+      <w:rFonts w:ascii="Arial" w:hAnsi="Arial" w:cs="Arial" w:eastAsia="Arial"/>
       <w:color w:val="4F81BD" w:themeColor="accent1"/>
       <w:sz w:val="20"/>
       <w:szCs w:val="20"/>
@@ -1087,7 +1087,7 @@
       <w:outlineLvl w:val="8"/>
     </w:pPr>
     <w:rPr>
-      <w:rFonts w:asciiTheme="majorHAnsi" w:eastAsiaTheme="majorEastAsia" w:hAnsiTheme="majorHAnsi" w:cstheme="majorBidi"/>
+      <w:rFonts w:ascii="Arial" w:hAnsi="Arial" w:cs="Arial" w:eastAsia="Arial"/>
       <w:i/>
       <w:iCs/>
       <w:color w:val="404040" w:themeColor="text1" w:themeTint="BF"/>
@@ -1138,7 +1138,7 @@
     <w:uiPriority w:val="9"/>
     <w:rsid w:val="00FC693F"/>
     <w:rPr>
-      <w:rFonts w:asciiTheme="majorHAnsi" w:eastAsiaTheme="majorEastAsia" w:hAnsiTheme="majorHAnsi" w:cstheme="majorBidi"/>
+      <w:rFonts w:ascii="Arial" w:hAnsi="Arial" w:cs="Arial" w:eastAsia="Arial"/>
       <w:b/>
       <w:bCs/>
       <w:color w:val="365F91" w:themeColor="accent1" w:themeShade="BF"/>
@@ -1153,7 +1153,7 @@
     <w:uiPriority w:val="9"/>
     <w:rsid w:val="00FC693F"/>
     <w:rPr>
-      <w:rFonts w:asciiTheme="majorHAnsi" w:eastAsiaTheme="majorEastAsia" w:hAnsiTheme="majorHAnsi" w:cstheme="majorBidi"/>
+      <w:rFonts w:ascii="Arial" w:hAnsi="Arial" w:cs="Arial" w:eastAsia="Arial"/>
       <w:b/>
       <w:bCs/>
       <w:color w:val="4F81BD" w:themeColor="accent1"/>
@@ -1168,7 +1168,7 @@
     <w:uiPriority w:val="9"/>
     <w:rsid w:val="00FC693F"/>
     <w:rPr>
-      <w:rFonts w:asciiTheme="majorHAnsi" w:eastAsiaTheme="majorEastAsia" w:hAnsiTheme="majorHAnsi" w:cstheme="majorBidi"/>
+      <w:rFonts w:ascii="Arial" w:hAnsi="Arial" w:cs="Arial" w:eastAsia="Arial"/>
       <w:b/>
       <w:bCs/>
       <w:color w:val="4F81BD" w:themeColor="accent1"/>
@@ -1187,7 +1187,7 @@
       <w:contextualSpacing/>
     </w:pPr>
     <w:rPr>
-      <w:rFonts w:asciiTheme="majorHAnsi" w:eastAsiaTheme="majorEastAsia" w:hAnsiTheme="majorHAnsi" w:cstheme="majorBidi" w:ascii="Arial" w:hAnsi="Arial"/>
+      <w:rFonts w:ascii="Arial" w:hAnsi="Arial" w:cs="Arial" w:eastAsia="Arial"/>
       <w:b/>
       <w:color w:val="000000"/>
       <w:spacing w:val="5"/>
@@ -1203,7 +1203,7 @@
     <w:uiPriority w:val="10"/>
     <w:rsid w:val="00FC693F"/>
     <w:rPr>
-      <w:rFonts w:asciiTheme="majorHAnsi" w:eastAsiaTheme="majorEastAsia" w:hAnsiTheme="majorHAnsi" w:cstheme="majorBidi"/>
+      <w:rFonts w:ascii="Arial" w:hAnsi="Arial" w:cs="Arial" w:eastAsia="Arial"/>
       <w:color w:val="17365D" w:themeColor="text2" w:themeShade="BF"/>
       <w:spacing w:val="5"/>
       <w:kern w:val="28"/>
@@ -1226,7 +1226,7 @@
       <w:spacing w:after="120" w:line="264" w:lineRule="auto"/>
     </w:pPr>
     <w:rPr>
-      <w:rFonts w:asciiTheme="majorHAnsi" w:eastAsiaTheme="majorEastAsia" w:hAnsiTheme="majorHAnsi" w:cstheme="majorBidi" w:ascii="Arial" w:hAnsi="Arial"/>
+      <w:rFonts w:ascii="Arial" w:hAnsi="Arial" w:cs="Arial" w:eastAsia="Arial"/>
       <w:b w:val="0"/>
       <w:i/>
       <w:iCs/>
@@ -1243,7 +1243,7 @@
     <w:uiPriority w:val="11"/>
     <w:rsid w:val="00FC693F"/>
     <w:rPr>
-      <w:rFonts w:asciiTheme="majorHAnsi" w:eastAsiaTheme="majorEastAsia" w:hAnsiTheme="majorHAnsi" w:cstheme="majorBidi"/>
+      <w:rFonts w:ascii="Arial" w:hAnsi="Arial" w:cs="Arial" w:eastAsia="Arial"/>
       <w:i/>
       <w:iCs/>
       <w:color w:val="4F81BD" w:themeColor="accent1"/>
@@ -1372,7 +1372,7 @@
       <w:contextualSpacing/>
     </w:pPr>
     <w:rPr>
-      <w:rFonts w:ascii="Arial" w:hAnsi="Arial"/>
+      <w:rFonts w:ascii="Arial" w:hAnsi="Arial" w:cs="Arial" w:eastAsia="Arial"/>
       <w:b w:val="0"/>
       <w:color w:val="000000"/>
       <w:sz w:val="22"/>
@@ -1418,7 +1418,7 @@
       <w:contextualSpacing/>
     </w:pPr>
     <w:rPr>
-      <w:rFonts w:ascii="Arial" w:hAnsi="Arial"/>
+      <w:rFonts w:ascii="Arial" w:hAnsi="Arial" w:cs="Arial" w:eastAsia="Arial"/>
       <w:b w:val="0"/>
       <w:color w:val="000000"/>
       <w:sz w:val="22"/>
@@ -1504,7 +1504,7 @@
       </w:tabs>
     </w:pPr>
     <w:rPr>
-      <w:rFonts w:ascii="Courier" w:hAnsi="Courier"/>
+      <w:rFonts w:ascii="Arial" w:hAnsi="Arial" w:cs="Arial" w:eastAsia="Arial"/>
       <w:sz w:val="20"/>
       <w:szCs w:val="20"/>
     </w:rPr>
@@ -1516,7 +1516,7 @@
     <w:uiPriority w:val="99"/>
     <w:rsid w:val="0029639D"/>
     <w:rPr>
-      <w:rFonts w:ascii="Courier" w:hAnsi="Courier"/>
+      <w:rFonts w:ascii="Arial" w:hAnsi="Arial" w:cs="Arial" w:eastAsia="Arial"/>
       <w:sz w:val="20"/>
       <w:szCs w:val="20"/>
     </w:rPr>
@@ -1555,7 +1555,7 @@
     <w:semiHidden/>
     <w:rsid w:val="00FC693F"/>
     <w:rPr>
-      <w:rFonts w:asciiTheme="majorHAnsi" w:eastAsiaTheme="majorEastAsia" w:hAnsiTheme="majorHAnsi" w:cstheme="majorBidi"/>
+      <w:rFonts w:ascii="Arial" w:hAnsi="Arial" w:cs="Arial" w:eastAsia="Arial"/>
       <w:b/>
       <w:bCs/>
       <w:i/>
@@ -1571,7 +1571,7 @@
     <w:semiHidden/>
     <w:rsid w:val="00FC693F"/>
     <w:rPr>
-      <w:rFonts w:asciiTheme="majorHAnsi" w:eastAsiaTheme="majorEastAsia" w:hAnsiTheme="majorHAnsi" w:cstheme="majorBidi"/>
+      <w:rFonts w:ascii="Arial" w:hAnsi="Arial" w:cs="Arial" w:eastAsia="Arial"/>
       <w:color w:val="243F60" w:themeColor="accent1" w:themeShade="7F"/>
     </w:rPr>
   </w:style>
@@ -1583,7 +1583,7 @@
     <w:semiHidden/>
     <w:rsid w:val="00FC693F"/>
     <w:rPr>
-      <w:rFonts w:asciiTheme="majorHAnsi" w:eastAsiaTheme="majorEastAsia" w:hAnsiTheme="majorHAnsi" w:cstheme="majorBidi"/>
+      <w:rFonts w:ascii="Arial" w:hAnsi="Arial" w:cs="Arial" w:eastAsia="Arial"/>
       <w:i/>
       <w:iCs/>
       <w:color w:val="243F60" w:themeColor="accent1" w:themeShade="7F"/>
@@ -1597,7 +1597,7 @@
     <w:semiHidden/>
     <w:rsid w:val="00FC693F"/>
     <w:rPr>
-      <w:rFonts w:asciiTheme="majorHAnsi" w:eastAsiaTheme="majorEastAsia" w:hAnsiTheme="majorHAnsi" w:cstheme="majorBidi"/>
+      <w:rFonts w:ascii="Arial" w:hAnsi="Arial" w:cs="Arial" w:eastAsia="Arial"/>
       <w:i/>
       <w:iCs/>
       <w:color w:val="404040" w:themeColor="text1" w:themeTint="BF"/>
@@ -1611,7 +1611,7 @@
     <w:semiHidden/>
     <w:rsid w:val="00FC693F"/>
     <w:rPr>
-      <w:rFonts w:asciiTheme="majorHAnsi" w:eastAsiaTheme="majorEastAsia" w:hAnsiTheme="majorHAnsi" w:cstheme="majorBidi"/>
+      <w:rFonts w:ascii="Arial" w:hAnsi="Arial" w:cs="Arial" w:eastAsia="Arial"/>
       <w:color w:val="4F81BD" w:themeColor="accent1"/>
       <w:sz w:val="20"/>
       <w:szCs w:val="20"/>
@@ -1625,7 +1625,7 @@
     <w:semiHidden/>
     <w:rsid w:val="00FC693F"/>
     <w:rPr>
-      <w:rFonts w:asciiTheme="majorHAnsi" w:eastAsiaTheme="majorEastAsia" w:hAnsiTheme="majorHAnsi" w:cstheme="majorBidi"/>
+      <w:rFonts w:ascii="Arial" w:hAnsi="Arial" w:cs="Arial" w:eastAsia="Arial"/>
       <w:i/>
       <w:iCs/>
       <w:color w:val="404040" w:themeColor="text1" w:themeTint="BF"/>
@@ -3211,7 +3211,7 @@
         <w:spacing w:before="0" w:after="0" w:line="240" w:lineRule="auto"/>
       </w:pPr>
       <w:rPr>
-        <w:rFonts w:asciiTheme="majorHAnsi" w:eastAsiaTheme="majorEastAsia" w:hAnsiTheme="majorHAnsi" w:cstheme="majorBidi"/>
+        <w:rFonts w:ascii="Arial" w:hAnsi="Arial" w:cs="Arial" w:eastAsia="Arial"/>
         <w:b/>
         <w:bCs/>
       </w:rPr>
@@ -3232,7 +3232,7 @@
         <w:spacing w:before="0" w:after="0" w:line="240" w:lineRule="auto"/>
       </w:pPr>
       <w:rPr>
-        <w:rFonts w:asciiTheme="majorHAnsi" w:eastAsiaTheme="majorEastAsia" w:hAnsiTheme="majorHAnsi" w:cstheme="majorBidi"/>
+        <w:rFonts w:ascii="Arial" w:hAnsi="Arial" w:cs="Arial" w:eastAsia="Arial"/>
         <w:b/>
         <w:bCs/>
       </w:rPr>
@@ -3250,14 +3250,14 @@
     </w:tblStylePr>
     <w:tblStylePr w:type="firstCol">
       <w:rPr>
-        <w:rFonts w:asciiTheme="majorHAnsi" w:eastAsiaTheme="majorEastAsia" w:hAnsiTheme="majorHAnsi" w:cstheme="majorBidi"/>
+        <w:rFonts w:ascii="Arial" w:hAnsi="Arial" w:cs="Arial" w:eastAsia="Arial"/>
         <w:b/>
         <w:bCs/>
       </w:rPr>
     </w:tblStylePr>
     <w:tblStylePr w:type="lastCol">
       <w:rPr>
-        <w:rFonts w:asciiTheme="majorHAnsi" w:eastAsiaTheme="majorEastAsia" w:hAnsiTheme="majorHAnsi" w:cstheme="majorBidi"/>
+        <w:rFonts w:ascii="Arial" w:hAnsi="Arial" w:cs="Arial" w:eastAsia="Arial"/>
         <w:b/>
         <w:bCs/>
       </w:rPr>
@@ -3341,7 +3341,7 @@
         <w:spacing w:before="0" w:after="0" w:line="240" w:lineRule="auto"/>
       </w:pPr>
       <w:rPr>
-        <w:rFonts w:asciiTheme="majorHAnsi" w:eastAsiaTheme="majorEastAsia" w:hAnsiTheme="majorHAnsi" w:cstheme="majorBidi"/>
+        <w:rFonts w:ascii="Arial" w:hAnsi="Arial" w:cs="Arial" w:eastAsia="Arial"/>
         <w:b/>
         <w:bCs/>
       </w:rPr>
@@ -3362,7 +3362,7 @@
         <w:spacing w:before="0" w:after="0" w:line="240" w:lineRule="auto"/>
       </w:pPr>
       <w:rPr>
-        <w:rFonts w:asciiTheme="majorHAnsi" w:eastAsiaTheme="majorEastAsia" w:hAnsiTheme="majorHAnsi" w:cstheme="majorBidi"/>
+        <w:rFonts w:ascii="Arial" w:hAnsi="Arial" w:cs="Arial" w:eastAsia="Arial"/>
         <w:b/>
         <w:bCs/>
       </w:rPr>
@@ -3380,14 +3380,14 @@
     </w:tblStylePr>
     <w:tblStylePr w:type="firstCol">
       <w:rPr>
-        <w:rFonts w:asciiTheme="majorHAnsi" w:eastAsiaTheme="majorEastAsia" w:hAnsiTheme="majorHAnsi" w:cstheme="majorBidi"/>
+        <w:rFonts w:ascii="Arial" w:hAnsi="Arial" w:cs="Arial" w:eastAsia="Arial"/>
         <w:b/>
         <w:bCs/>
       </w:rPr>
     </w:tblStylePr>
     <w:tblStylePr w:type="lastCol">
       <w:rPr>
-        <w:rFonts w:asciiTheme="majorHAnsi" w:eastAsiaTheme="majorEastAsia" w:hAnsiTheme="majorHAnsi" w:cstheme="majorBidi"/>
+        <w:rFonts w:ascii="Arial" w:hAnsi="Arial" w:cs="Arial" w:eastAsia="Arial"/>
         <w:b/>
         <w:bCs/>
       </w:rPr>
@@ -3471,7 +3471,7 @@
         <w:spacing w:before="0" w:after="0" w:line="240" w:lineRule="auto"/>
       </w:pPr>
       <w:rPr>
-        <w:rFonts w:asciiTheme="majorHAnsi" w:eastAsiaTheme="majorEastAsia" w:hAnsiTheme="majorHAnsi" w:cstheme="majorBidi"/>
+        <w:rFonts w:ascii="Arial" w:hAnsi="Arial" w:cs="Arial" w:eastAsia="Arial"/>
         <w:b/>
         <w:bCs/>
       </w:rPr>
@@ -3492,7 +3492,7 @@
         <w:spacing w:before="0" w:after="0" w:line="240" w:lineRule="auto"/>
       </w:pPr>
       <w:rPr>
-        <w:rFonts w:asciiTheme="majorHAnsi" w:eastAsiaTheme="majorEastAsia" w:hAnsiTheme="majorHAnsi" w:cstheme="majorBidi"/>
+        <w:rFonts w:ascii="Arial" w:hAnsi="Arial" w:cs="Arial" w:eastAsia="Arial"/>
         <w:b/>
         <w:bCs/>
       </w:rPr>
@@ -3510,14 +3510,14 @@
     </w:tblStylePr>
     <w:tblStylePr w:type="firstCol">
       <w:rPr>
-        <w:rFonts w:asciiTheme="majorHAnsi" w:eastAsiaTheme="majorEastAsia" w:hAnsiTheme="majorHAnsi" w:cstheme="majorBidi"/>
+        <w:rFonts w:ascii="Arial" w:hAnsi="Arial" w:cs="Arial" w:eastAsia="Arial"/>
         <w:b/>
         <w:bCs/>
       </w:rPr>
     </w:tblStylePr>
     <w:tblStylePr w:type="lastCol">
       <w:rPr>
-        <w:rFonts w:asciiTheme="majorHAnsi" w:eastAsiaTheme="majorEastAsia" w:hAnsiTheme="majorHAnsi" w:cstheme="majorBidi"/>
+        <w:rFonts w:ascii="Arial" w:hAnsi="Arial" w:cs="Arial" w:eastAsia="Arial"/>
         <w:b/>
         <w:bCs/>
       </w:rPr>
@@ -3601,7 +3601,7 @@
         <w:spacing w:before="0" w:after="0" w:line="240" w:lineRule="auto"/>
       </w:pPr>
       <w:rPr>
-        <w:rFonts w:asciiTheme="majorHAnsi" w:eastAsiaTheme="majorEastAsia" w:hAnsiTheme="majorHAnsi" w:cstheme="majorBidi"/>
+        <w:rFonts w:ascii="Arial" w:hAnsi="Arial" w:cs="Arial" w:eastAsia="Arial"/>
         <w:b/>
         <w:bCs/>
       </w:rPr>
@@ -3622,7 +3622,7 @@
         <w:spacing w:before="0" w:after="0" w:line="240" w:lineRule="auto"/>
       </w:pPr>
       <w:rPr>
-        <w:rFonts w:asciiTheme="majorHAnsi" w:eastAsiaTheme="majorEastAsia" w:hAnsiTheme="majorHAnsi" w:cstheme="majorBidi"/>
+        <w:rFonts w:ascii="Arial" w:hAnsi="Arial" w:cs="Arial" w:eastAsia="Arial"/>
         <w:b/>
         <w:bCs/>
       </w:rPr>
@@ -3640,14 +3640,14 @@
     </w:tblStylePr>
     <w:tblStylePr w:type="firstCol">
       <w:rPr>
-        <w:rFonts w:asciiTheme="majorHAnsi" w:eastAsiaTheme="majorEastAsia" w:hAnsiTheme="majorHAnsi" w:cstheme="majorBidi"/>
+        <w:rFonts w:ascii="Arial" w:hAnsi="Arial" w:cs="Arial" w:eastAsia="Arial"/>
         <w:b/>
         <w:bCs/>
       </w:rPr>
     </w:tblStylePr>
     <w:tblStylePr w:type="lastCol">
       <w:rPr>
-        <w:rFonts w:asciiTheme="majorHAnsi" w:eastAsiaTheme="majorEastAsia" w:hAnsiTheme="majorHAnsi" w:cstheme="majorBidi"/>
+        <w:rFonts w:ascii="Arial" w:hAnsi="Arial" w:cs="Arial" w:eastAsia="Arial"/>
         <w:b/>
         <w:bCs/>
       </w:rPr>
@@ -3731,7 +3731,7 @@
         <w:spacing w:before="0" w:after="0" w:line="240" w:lineRule="auto"/>
       </w:pPr>
       <w:rPr>
-        <w:rFonts w:asciiTheme="majorHAnsi" w:eastAsiaTheme="majorEastAsia" w:hAnsiTheme="majorHAnsi" w:cstheme="majorBidi"/>
+        <w:rFonts w:ascii="Arial" w:hAnsi="Arial" w:cs="Arial" w:eastAsia="Arial"/>
         <w:b/>
         <w:bCs/>
       </w:rPr>
@@ -3752,7 +3752,7 @@
         <w:spacing w:before="0" w:after="0" w:line="240" w:lineRule="auto"/>
       </w:pPr>
       <w:rPr>
-        <w:rFonts w:asciiTheme="majorHAnsi" w:eastAsiaTheme="majorEastAsia" w:hAnsiTheme="majorHAnsi" w:cstheme="majorBidi"/>
+        <w:rFonts w:ascii="Arial" w:hAnsi="Arial" w:cs="Arial" w:eastAsia="Arial"/>
         <w:b/>
         <w:bCs/>
       </w:rPr>
@@ -3770,14 +3770,14 @@
     </w:tblStylePr>
     <w:tblStylePr w:type="firstCol">
       <w:rPr>
-        <w:rFonts w:asciiTheme="majorHAnsi" w:eastAsiaTheme="majorEastAsia" w:hAnsiTheme="majorHAnsi" w:cstheme="majorBidi"/>
+        <w:rFonts w:ascii="Arial" w:hAnsi="Arial" w:cs="Arial" w:eastAsia="Arial"/>
         <w:b/>
         <w:bCs/>
       </w:rPr>
     </w:tblStylePr>
     <w:tblStylePr w:type="lastCol">
       <w:rPr>
-        <w:rFonts w:asciiTheme="majorHAnsi" w:eastAsiaTheme="majorEastAsia" w:hAnsiTheme="majorHAnsi" w:cstheme="majorBidi"/>
+        <w:rFonts w:ascii="Arial" w:hAnsi="Arial" w:cs="Arial" w:eastAsia="Arial"/>
         <w:b/>
         <w:bCs/>
       </w:rPr>
@@ -3861,7 +3861,7 @@
         <w:spacing w:before="0" w:after="0" w:line="240" w:lineRule="auto"/>
       </w:pPr>
       <w:rPr>
-        <w:rFonts w:asciiTheme="majorHAnsi" w:eastAsiaTheme="majorEastAsia" w:hAnsiTheme="majorHAnsi" w:cstheme="majorBidi"/>
+        <w:rFonts w:ascii="Arial" w:hAnsi="Arial" w:cs="Arial" w:eastAsia="Arial"/>
         <w:b/>
         <w:bCs/>
       </w:rPr>
@@ -3882,7 +3882,7 @@
         <w:spacing w:before="0" w:after="0" w:line="240" w:lineRule="auto"/>
       </w:pPr>
       <w:rPr>
-        <w:rFonts w:asciiTheme="majorHAnsi" w:eastAsiaTheme="majorEastAsia" w:hAnsiTheme="majorHAnsi" w:cstheme="majorBidi"/>
+        <w:rFonts w:ascii="Arial" w:hAnsi="Arial" w:cs="Arial" w:eastAsia="Arial"/>
         <w:b/>
         <w:bCs/>
       </w:rPr>
@@ -3900,14 +3900,14 @@
     </w:tblStylePr>
     <w:tblStylePr w:type="firstCol">
       <w:rPr>
-        <w:rFonts w:asciiTheme="majorHAnsi" w:eastAsiaTheme="majorEastAsia" w:hAnsiTheme="majorHAnsi" w:cstheme="majorBidi"/>
+        <w:rFonts w:ascii="Arial" w:hAnsi="Arial" w:cs="Arial" w:eastAsia="Arial"/>
         <w:b/>
         <w:bCs/>
       </w:rPr>
     </w:tblStylePr>
     <w:tblStylePr w:type="lastCol">
       <w:rPr>
-        <w:rFonts w:asciiTheme="majorHAnsi" w:eastAsiaTheme="majorEastAsia" w:hAnsiTheme="majorHAnsi" w:cstheme="majorBidi"/>
+        <w:rFonts w:ascii="Arial" w:hAnsi="Arial" w:cs="Arial" w:eastAsia="Arial"/>
         <w:b/>
         <w:bCs/>
       </w:rPr>
@@ -3991,7 +3991,7 @@
         <w:spacing w:before="0" w:after="0" w:line="240" w:lineRule="auto"/>
       </w:pPr>
       <w:rPr>
-        <w:rFonts w:asciiTheme="majorHAnsi" w:eastAsiaTheme="majorEastAsia" w:hAnsiTheme="majorHAnsi" w:cstheme="majorBidi"/>
+        <w:rFonts w:ascii="Arial" w:hAnsi="Arial" w:cs="Arial" w:eastAsia="Arial"/>
         <w:b/>
         <w:bCs/>
       </w:rPr>
@@ -4012,7 +4012,7 @@
         <w:spacing w:before="0" w:after="0" w:line="240" w:lineRule="auto"/>
       </w:pPr>
       <w:rPr>
-        <w:rFonts w:asciiTheme="majorHAnsi" w:eastAsiaTheme="majorEastAsia" w:hAnsiTheme="majorHAnsi" w:cstheme="majorBidi"/>
+        <w:rFonts w:ascii="Arial" w:hAnsi="Arial" w:cs="Arial" w:eastAsia="Arial"/>
         <w:b/>
         <w:bCs/>
       </w:rPr>
@@ -4030,14 +4030,14 @@
     </w:tblStylePr>
     <w:tblStylePr w:type="firstCol">
       <w:rPr>
-        <w:rFonts w:asciiTheme="majorHAnsi" w:eastAsiaTheme="majorEastAsia" w:hAnsiTheme="majorHAnsi" w:cstheme="majorBidi"/>
+        <w:rFonts w:ascii="Arial" w:hAnsi="Arial" w:cs="Arial" w:eastAsia="Arial"/>
         <w:b/>
         <w:bCs/>
       </w:rPr>
     </w:tblStylePr>
     <w:tblStylePr w:type="lastCol">
       <w:rPr>
-        <w:rFonts w:asciiTheme="majorHAnsi" w:eastAsiaTheme="majorEastAsia" w:hAnsiTheme="majorHAnsi" w:cstheme="majorBidi"/>
+        <w:rFonts w:ascii="Arial" w:hAnsi="Arial" w:cs="Arial" w:eastAsia="Arial"/>
         <w:b/>
         <w:bCs/>
       </w:rPr>
@@ -5902,7 +5902,7 @@
     </w:tblPr>
     <w:tblStylePr w:type="firstRow">
       <w:rPr>
-        <w:rFonts w:asciiTheme="majorHAnsi" w:eastAsiaTheme="majorEastAsia" w:hAnsiTheme="majorHAnsi" w:cstheme="majorBidi"/>
+        <w:rFonts w:ascii="Arial" w:hAnsi="Arial" w:cs="Arial" w:eastAsia="Arial"/>
       </w:rPr>
       <w:tblPr/>
       <w:tcPr>
@@ -5986,7 +5986,7 @@
     </w:tblPr>
     <w:tblStylePr w:type="firstRow">
       <w:rPr>
-        <w:rFonts w:asciiTheme="majorHAnsi" w:eastAsiaTheme="majorEastAsia" w:hAnsiTheme="majorHAnsi" w:cstheme="majorBidi"/>
+        <w:rFonts w:ascii="Arial" w:hAnsi="Arial" w:cs="Arial" w:eastAsia="Arial"/>
       </w:rPr>
       <w:tblPr/>
       <w:tcPr>
@@ -6070,7 +6070,7 @@
     </w:tblPr>
     <w:tblStylePr w:type="firstRow">
       <w:rPr>
-        <w:rFonts w:asciiTheme="majorHAnsi" w:eastAsiaTheme="majorEastAsia" w:hAnsiTheme="majorHAnsi" w:cstheme="majorBidi"/>
+        <w:rFonts w:ascii="Arial" w:hAnsi="Arial" w:cs="Arial" w:eastAsia="Arial"/>
       </w:rPr>
       <w:tblPr/>
       <w:tcPr>
@@ -6154,7 +6154,7 @@
     </w:tblPr>
     <w:tblStylePr w:type="firstRow">
       <w:rPr>
-        <w:rFonts w:asciiTheme="majorHAnsi" w:eastAsiaTheme="majorEastAsia" w:hAnsiTheme="majorHAnsi" w:cstheme="majorBidi"/>
+        <w:rFonts w:ascii="Arial" w:hAnsi="Arial" w:cs="Arial" w:eastAsia="Arial"/>
       </w:rPr>
       <w:tblPr/>
       <w:tcPr>
@@ -6238,7 +6238,7 @@
     </w:tblPr>
     <w:tblStylePr w:type="firstRow">
       <w:rPr>
-        <w:rFonts w:asciiTheme="majorHAnsi" w:eastAsiaTheme="majorEastAsia" w:hAnsiTheme="majorHAnsi" w:cstheme="majorBidi"/>
+        <w:rFonts w:ascii="Arial" w:hAnsi="Arial" w:cs="Arial" w:eastAsia="Arial"/>
       </w:rPr>
       <w:tblPr/>
       <w:tcPr>
@@ -6322,7 +6322,7 @@
     </w:tblPr>
     <w:tblStylePr w:type="firstRow">
       <w:rPr>
-        <w:rFonts w:asciiTheme="majorHAnsi" w:eastAsiaTheme="majorEastAsia" w:hAnsiTheme="majorHAnsi" w:cstheme="majorBidi"/>
+        <w:rFonts w:ascii="Arial" w:hAnsi="Arial" w:cs="Arial" w:eastAsia="Arial"/>
       </w:rPr>
       <w:tblPr/>
       <w:tcPr>
@@ -6406,7 +6406,7 @@
     </w:tblPr>
     <w:tblStylePr w:type="firstRow">
       <w:rPr>
-        <w:rFonts w:asciiTheme="majorHAnsi" w:eastAsiaTheme="majorEastAsia" w:hAnsiTheme="majorHAnsi" w:cstheme="majorBidi"/>
+        <w:rFonts w:ascii="Arial" w:hAnsi="Arial" w:cs="Arial" w:eastAsia="Arial"/>
       </w:rPr>
       <w:tblPr/>
       <w:tcPr>
@@ -6471,7 +6471,7 @@
       <w:spacing w:after="0" w:line="240" w:lineRule="auto"/>
     </w:pPr>
     <w:rPr>
-      <w:rFonts w:asciiTheme="majorHAnsi" w:eastAsiaTheme="majorEastAsia" w:hAnsiTheme="majorHAnsi" w:cstheme="majorBidi"/>
+      <w:rFonts w:ascii="Arial" w:hAnsi="Arial" w:cs="Arial" w:eastAsia="Arial"/>
       <w:color w:val="000000" w:themeColor="text1"/>
     </w:rPr>
     <w:tblPr>
@@ -6599,7 +6599,7 @@
       <w:spacing w:after="0" w:line="240" w:lineRule="auto"/>
     </w:pPr>
     <w:rPr>
-      <w:rFonts w:asciiTheme="majorHAnsi" w:eastAsiaTheme="majorEastAsia" w:hAnsiTheme="majorHAnsi" w:cstheme="majorBidi"/>
+      <w:rFonts w:ascii="Arial" w:hAnsi="Arial" w:cs="Arial" w:eastAsia="Arial"/>
       <w:color w:val="000000" w:themeColor="text1"/>
     </w:rPr>
     <w:tblPr>
@@ -6727,7 +6727,7 @@
       <w:spacing w:after="0" w:line="240" w:lineRule="auto"/>
     </w:pPr>
     <w:rPr>
-      <w:rFonts w:asciiTheme="majorHAnsi" w:eastAsiaTheme="majorEastAsia" w:hAnsiTheme="majorHAnsi" w:cstheme="majorBidi"/>
+      <w:rFonts w:ascii="Arial" w:hAnsi="Arial" w:cs="Arial" w:eastAsia="Arial"/>
       <w:color w:val="000000" w:themeColor="text1"/>
     </w:rPr>
     <w:tblPr>
@@ -6855,7 +6855,7 @@
       <w:spacing w:after="0" w:line="240" w:lineRule="auto"/>
     </w:pPr>
     <w:rPr>
-      <w:rFonts w:asciiTheme="majorHAnsi" w:eastAsiaTheme="majorEastAsia" w:hAnsiTheme="majorHAnsi" w:cstheme="majorBidi"/>
+      <w:rFonts w:ascii="Arial" w:hAnsi="Arial" w:cs="Arial" w:eastAsia="Arial"/>
       <w:color w:val="000000" w:themeColor="text1"/>
     </w:rPr>
     <w:tblPr>
@@ -6983,7 +6983,7 @@
       <w:spacing w:after="0" w:line="240" w:lineRule="auto"/>
     </w:pPr>
     <w:rPr>
-      <w:rFonts w:asciiTheme="majorHAnsi" w:eastAsiaTheme="majorEastAsia" w:hAnsiTheme="majorHAnsi" w:cstheme="majorBidi"/>
+      <w:rFonts w:ascii="Arial" w:hAnsi="Arial" w:cs="Arial" w:eastAsia="Arial"/>
       <w:color w:val="000000" w:themeColor="text1"/>
     </w:rPr>
     <w:tblPr>
@@ -7111,7 +7111,7 @@
       <w:spacing w:after="0" w:line="240" w:lineRule="auto"/>
     </w:pPr>
     <w:rPr>
-      <w:rFonts w:asciiTheme="majorHAnsi" w:eastAsiaTheme="majorEastAsia" w:hAnsiTheme="majorHAnsi" w:cstheme="majorBidi"/>
+      <w:rFonts w:ascii="Arial" w:hAnsi="Arial" w:cs="Arial" w:eastAsia="Arial"/>
       <w:color w:val="000000" w:themeColor="text1"/>
     </w:rPr>
     <w:tblPr>
@@ -7239,7 +7239,7 @@
       <w:spacing w:after="0" w:line="240" w:lineRule="auto"/>
     </w:pPr>
     <w:rPr>
-      <w:rFonts w:asciiTheme="majorHAnsi" w:eastAsiaTheme="majorEastAsia" w:hAnsiTheme="majorHAnsi" w:cstheme="majorBidi"/>
+      <w:rFonts w:ascii="Arial" w:hAnsi="Arial" w:cs="Arial" w:eastAsia="Arial"/>
       <w:color w:val="000000" w:themeColor="text1"/>
     </w:rPr>
     <w:tblPr>
@@ -7878,7 +7878,7 @@
       <w:spacing w:after="0" w:line="240" w:lineRule="auto"/>
     </w:pPr>
     <w:rPr>
-      <w:rFonts w:asciiTheme="majorHAnsi" w:eastAsiaTheme="majorEastAsia" w:hAnsiTheme="majorHAnsi" w:cstheme="majorBidi"/>
+      <w:rFonts w:ascii="Arial" w:hAnsi="Arial" w:cs="Arial" w:eastAsia="Arial"/>
       <w:color w:val="000000" w:themeColor="text1"/>
     </w:rPr>
     <w:tblPr>
@@ -8003,7 +8003,7 @@
       <w:spacing w:after="0" w:line="240" w:lineRule="auto"/>
     </w:pPr>
     <w:rPr>
-      <w:rFonts w:asciiTheme="majorHAnsi" w:eastAsiaTheme="majorEastAsia" w:hAnsiTheme="majorHAnsi" w:cstheme="majorBidi"/>
+      <w:rFonts w:ascii="Arial" w:hAnsi="Arial" w:cs="Arial" w:eastAsia="Arial"/>
       <w:color w:val="000000" w:themeColor="text1"/>
     </w:rPr>
     <w:tblPr>
@@ -8128,7 +8128,7 @@
       <w:spacing w:after="0" w:line="240" w:lineRule="auto"/>
     </w:pPr>
     <w:rPr>
-      <w:rFonts w:asciiTheme="majorHAnsi" w:eastAsiaTheme="majorEastAsia" w:hAnsiTheme="majorHAnsi" w:cstheme="majorBidi"/>
+      <w:rFonts w:ascii="Arial" w:hAnsi="Arial" w:cs="Arial" w:eastAsia="Arial"/>
       <w:color w:val="000000" w:themeColor="text1"/>
     </w:rPr>
     <w:tblPr>
@@ -8253,7 +8253,7 @@
       <w:spacing w:after="0" w:line="240" w:lineRule="auto"/>
     </w:pPr>
     <w:rPr>
-      <w:rFonts w:asciiTheme="majorHAnsi" w:eastAsiaTheme="majorEastAsia" w:hAnsiTheme="majorHAnsi" w:cstheme="majorBidi"/>
+      <w:rFonts w:ascii="Arial" w:hAnsi="Arial" w:cs="Arial" w:eastAsia="Arial"/>
       <w:color w:val="000000" w:themeColor="text1"/>
     </w:rPr>
     <w:tblPr>
@@ -8378,7 +8378,7 @@
       <w:spacing w:after="0" w:line="240" w:lineRule="auto"/>
     </w:pPr>
     <w:rPr>
-      <w:rFonts w:asciiTheme="majorHAnsi" w:eastAsiaTheme="majorEastAsia" w:hAnsiTheme="majorHAnsi" w:cstheme="majorBidi"/>
+      <w:rFonts w:ascii="Arial" w:hAnsi="Arial" w:cs="Arial" w:eastAsia="Arial"/>
       <w:color w:val="000000" w:themeColor="text1"/>
     </w:rPr>
     <w:tblPr>
@@ -8503,7 +8503,7 @@
       <w:spacing w:after="0" w:line="240" w:lineRule="auto"/>
     </w:pPr>
     <w:rPr>
-      <w:rFonts w:asciiTheme="majorHAnsi" w:eastAsiaTheme="majorEastAsia" w:hAnsiTheme="majorHAnsi" w:cstheme="majorBidi"/>
+      <w:rFonts w:ascii="Arial" w:hAnsi="Arial" w:cs="Arial" w:eastAsia="Arial"/>
       <w:color w:val="000000" w:themeColor="text1"/>
     </w:rPr>
     <w:tblPr>
@@ -8628,7 +8628,7 @@
       <w:spacing w:after="0" w:line="240" w:lineRule="auto"/>
     </w:pPr>
     <w:rPr>
-      <w:rFonts w:asciiTheme="majorHAnsi" w:eastAsiaTheme="majorEastAsia" w:hAnsiTheme="majorHAnsi" w:cstheme="majorBidi"/>
+      <w:rFonts w:ascii="Arial" w:hAnsi="Arial" w:cs="Arial" w:eastAsia="Arial"/>
       <w:color w:val="000000" w:themeColor="text1"/>
     </w:rPr>
     <w:tblPr>
@@ -12543,7 +12543,7 @@
   <w:docDefaults>
     <w:rPrDefault>
       <w:rPr>
-        <w:rFonts w:asciiTheme="minorHAnsi" w:eastAsiaTheme="minorEastAsia" w:hAnsiTheme="minorHAnsi" w:cstheme="minorBidi"/>
+        <w:rFonts w:ascii="Arial" w:hAnsi="Arial" w:cs="Arial" w:eastAsia="Arial"/>
         <w:sz w:val="22"/>
         <w:szCs w:val="22"/>
         <w:lang w:val="en-US" w:eastAsia="en-US" w:bidi="ar-SA"/>
@@ -12714,7 +12714,7 @@
       <w:outlineLvl w:val="0"/>
     </w:pPr>
     <w:rPr>
-      <w:rFonts w:asciiTheme="majorHAnsi" w:eastAsiaTheme="majorEastAsia" w:hAnsiTheme="majorHAnsi" w:cstheme="majorBidi"/>
+      <w:rFonts w:ascii="Arial" w:hAnsi="Arial" w:cs="Arial" w:eastAsia="Arial"/>
       <w:b/>
       <w:bCs/>
       <w:color w:val="365F91" w:themeColor="accent1" w:themeShade="BF"/>
@@ -12738,7 +12738,7 @@
       <w:outlineLvl w:val="1"/>
     </w:pPr>
     <w:rPr>
-      <w:rFonts w:asciiTheme="majorHAnsi" w:eastAsiaTheme="majorEastAsia" w:hAnsiTheme="majorHAnsi" w:cstheme="majorBidi"/>
+      <w:rFonts w:ascii="Arial" w:hAnsi="Arial" w:cs="Arial" w:eastAsia="Arial"/>
       <w:b/>
       <w:bCs/>
       <w:color w:val="4F81BD" w:themeColor="accent1"/>
@@ -12762,7 +12762,7 @@
       <w:outlineLvl w:val="2"/>
     </w:pPr>
     <w:rPr>
-      <w:rFonts w:asciiTheme="majorHAnsi" w:eastAsiaTheme="majorEastAsia" w:hAnsiTheme="majorHAnsi" w:cstheme="majorBidi"/>
+      <w:rFonts w:ascii="Arial" w:hAnsi="Arial" w:cs="Arial" w:eastAsia="Arial"/>
       <w:b/>
       <w:bCs/>
       <w:color w:val="4F81BD" w:themeColor="accent1"/>
@@ -12785,7 +12785,7 @@
       <w:outlineLvl w:val="3"/>
     </w:pPr>
     <w:rPr>
-      <w:rFonts w:asciiTheme="majorHAnsi" w:eastAsiaTheme="majorEastAsia" w:hAnsiTheme="majorHAnsi" w:cstheme="majorBidi"/>
+      <w:rFonts w:ascii="Arial" w:hAnsi="Arial" w:cs="Arial" w:eastAsia="Arial"/>
       <w:b/>
       <w:bCs/>
       <w:i/>
@@ -12810,7 +12810,7 @@
       <w:outlineLvl w:val="4"/>
     </w:pPr>
     <w:rPr>
-      <w:rFonts w:asciiTheme="majorHAnsi" w:eastAsiaTheme="majorEastAsia" w:hAnsiTheme="majorHAnsi" w:cstheme="majorBidi"/>
+      <w:rFonts w:ascii="Arial" w:hAnsi="Arial" w:cs="Arial" w:eastAsia="Arial"/>
       <w:color w:val="243F60" w:themeColor="accent1" w:themeShade="7F"/>
     </w:rPr>
   </w:style>
@@ -12831,7 +12831,7 @@
       <w:outlineLvl w:val="5"/>
     </w:pPr>
     <w:rPr>
-      <w:rFonts w:asciiTheme="majorHAnsi" w:eastAsiaTheme="majorEastAsia" w:hAnsiTheme="majorHAnsi" w:cstheme="majorBidi"/>
+      <w:rFonts w:ascii="Arial" w:hAnsi="Arial" w:cs="Arial" w:eastAsia="Arial"/>
       <w:i/>
       <w:iCs/>
       <w:color w:val="243F60" w:themeColor="accent1" w:themeShade="7F"/>
@@ -12854,7 +12854,7 @@
       <w:outlineLvl w:val="6"/>
     </w:pPr>
     <w:rPr>
-      <w:rFonts w:asciiTheme="majorHAnsi" w:eastAsiaTheme="majorEastAsia" w:hAnsiTheme="majorHAnsi" w:cstheme="majorBidi"/>
+      <w:rFonts w:ascii="Arial" w:hAnsi="Arial" w:cs="Arial" w:eastAsia="Arial"/>
       <w:i/>
       <w:iCs/>
       <w:color w:val="404040" w:themeColor="text1" w:themeTint="BF"/>
@@ -12877,7 +12877,7 @@
       <w:outlineLvl w:val="7"/>
     </w:pPr>
     <w:rPr>
-      <w:rFonts w:asciiTheme="majorHAnsi" w:eastAsiaTheme="majorEastAsia" w:hAnsiTheme="majorHAnsi" w:cstheme="majorBidi"/>
+      <w:rFonts w:ascii="Arial" w:hAnsi="Arial" w:cs="Arial" w:eastAsia="Arial"/>
       <w:color w:val="4F81BD" w:themeColor="accent1"/>
       <w:sz w:val="20"/>
       <w:szCs w:val="20"/>
@@ -12900,7 +12900,7 @@
       <w:outlineLvl w:val="8"/>
     </w:pPr>
     <w:rPr>
-      <w:rFonts w:asciiTheme="majorHAnsi" w:eastAsiaTheme="majorEastAsia" w:hAnsiTheme="majorHAnsi" w:cstheme="majorBidi"/>
+      <w:rFonts w:ascii="Arial" w:hAnsi="Arial" w:cs="Arial" w:eastAsia="Arial"/>
       <w:i/>
       <w:iCs/>
       <w:color w:val="404040" w:themeColor="text1" w:themeTint="BF"/>
@@ -12951,7 +12951,7 @@
     <w:uiPriority w:val="9"/>
     <w:rsid w:val="00FC693F"/>
     <w:rPr>
-      <w:rFonts w:asciiTheme="majorHAnsi" w:eastAsiaTheme="majorEastAsia" w:hAnsiTheme="majorHAnsi" w:cstheme="majorBidi"/>
+      <w:rFonts w:ascii="Arial" w:hAnsi="Arial" w:cs="Arial" w:eastAsia="Arial"/>
       <w:b/>
       <w:bCs/>
       <w:color w:val="365F91" w:themeColor="accent1" w:themeShade="BF"/>
@@ -12966,7 +12966,7 @@
     <w:uiPriority w:val="9"/>
     <w:rsid w:val="00FC693F"/>
     <w:rPr>
-      <w:rFonts w:asciiTheme="majorHAnsi" w:eastAsiaTheme="majorEastAsia" w:hAnsiTheme="majorHAnsi" w:cstheme="majorBidi"/>
+      <w:rFonts w:ascii="Arial" w:hAnsi="Arial" w:cs="Arial" w:eastAsia="Arial"/>
       <w:b/>
       <w:bCs/>
       <w:color w:val="4F81BD" w:themeColor="accent1"/>
@@ -12981,7 +12981,7 @@
     <w:uiPriority w:val="9"/>
     <w:rsid w:val="00FC693F"/>
     <w:rPr>
-      <w:rFonts w:asciiTheme="majorHAnsi" w:eastAsiaTheme="majorEastAsia" w:hAnsiTheme="majorHAnsi" w:cstheme="majorBidi"/>
+      <w:rFonts w:ascii="Arial" w:hAnsi="Arial" w:cs="Arial" w:eastAsia="Arial"/>
       <w:b/>
       <w:bCs/>
       <w:color w:val="4F81BD" w:themeColor="accent1"/>
@@ -13003,7 +13003,7 @@
       <w:contextualSpacing/>
     </w:pPr>
     <w:rPr>
-      <w:rFonts w:asciiTheme="majorHAnsi" w:eastAsiaTheme="majorEastAsia" w:hAnsiTheme="majorHAnsi" w:cstheme="majorBidi"/>
+      <w:rFonts w:ascii="Arial" w:hAnsi="Arial" w:cs="Arial" w:eastAsia="Arial"/>
       <w:color w:val="17365D" w:themeColor="text2" w:themeShade="BF"/>
       <w:spacing w:val="5"/>
       <w:kern w:val="28"/>
@@ -13018,7 +13018,7 @@
     <w:uiPriority w:val="10"/>
     <w:rsid w:val="00FC693F"/>
     <w:rPr>
-      <w:rFonts w:asciiTheme="majorHAnsi" w:eastAsiaTheme="majorEastAsia" w:hAnsiTheme="majorHAnsi" w:cstheme="majorBidi"/>
+      <w:rFonts w:ascii="Arial" w:hAnsi="Arial" w:cs="Arial" w:eastAsia="Arial"/>
       <w:color w:val="17365D" w:themeColor="text2" w:themeShade="BF"/>
       <w:spacing w:val="5"/>
       <w:kern w:val="28"/>
@@ -13040,7 +13040,7 @@
       </w:numPr>
     </w:pPr>
     <w:rPr>
-      <w:rFonts w:asciiTheme="majorHAnsi" w:eastAsiaTheme="majorEastAsia" w:hAnsiTheme="majorHAnsi" w:cstheme="majorBidi"/>
+      <w:rFonts w:ascii="Arial" w:hAnsi="Arial" w:cs="Arial" w:eastAsia="Arial"/>
       <w:i/>
       <w:iCs/>
       <w:color w:val="4F81BD" w:themeColor="accent1"/>
@@ -13056,7 +13056,7 @@
     <w:uiPriority w:val="11"/>
     <w:rsid w:val="00FC693F"/>
     <w:rPr>
-      <w:rFonts w:asciiTheme="majorHAnsi" w:eastAsiaTheme="majorEastAsia" w:hAnsiTheme="majorHAnsi" w:cstheme="majorBidi"/>
+      <w:rFonts w:ascii="Arial" w:hAnsi="Arial" w:cs="Arial" w:eastAsia="Arial"/>
       <w:i/>
       <w:iCs/>
       <w:color w:val="4F81BD" w:themeColor="accent1"/>
@@ -13303,7 +13303,7 @@
       </w:tabs>
     </w:pPr>
     <w:rPr>
-      <w:rFonts w:ascii="Courier" w:hAnsi="Courier"/>
+      <w:rFonts w:ascii="Arial" w:hAnsi="Arial" w:cs="Arial" w:eastAsia="Arial"/>
       <w:sz w:val="20"/>
       <w:szCs w:val="20"/>
     </w:rPr>
@@ -13315,7 +13315,7 @@
     <w:uiPriority w:val="99"/>
     <w:rsid w:val="0029639D"/>
     <w:rPr>
-      <w:rFonts w:ascii="Courier" w:hAnsi="Courier"/>
+      <w:rFonts w:ascii="Arial" w:hAnsi="Arial" w:cs="Arial" w:eastAsia="Arial"/>
       <w:sz w:val="20"/>
       <w:szCs w:val="20"/>
     </w:rPr>
@@ -13354,7 +13354,7 @@
     <w:semiHidden/>
     <w:rsid w:val="00FC693F"/>
     <w:rPr>
-      <w:rFonts w:asciiTheme="majorHAnsi" w:eastAsiaTheme="majorEastAsia" w:hAnsiTheme="majorHAnsi" w:cstheme="majorBidi"/>
+      <w:rFonts w:ascii="Arial" w:hAnsi="Arial" w:cs="Arial" w:eastAsia="Arial"/>
       <w:b/>
       <w:bCs/>
       <w:i/>
@@ -13370,7 +13370,7 @@
     <w:semiHidden/>
     <w:rsid w:val="00FC693F"/>
     <w:rPr>
-      <w:rFonts w:asciiTheme="majorHAnsi" w:eastAsiaTheme="majorEastAsia" w:hAnsiTheme="majorHAnsi" w:cstheme="majorBidi"/>
+      <w:rFonts w:ascii="Arial" w:hAnsi="Arial" w:cs="Arial" w:eastAsia="Arial"/>
       <w:color w:val="243F60" w:themeColor="accent1" w:themeShade="7F"/>
     </w:rPr>
   </w:style>
@@ -13382,7 +13382,7 @@
     <w:semiHidden/>
     <w:rsid w:val="00FC693F"/>
     <w:rPr>
-      <w:rFonts w:asciiTheme="majorHAnsi" w:eastAsiaTheme="majorEastAsia" w:hAnsiTheme="majorHAnsi" w:cstheme="majorBidi"/>
+      <w:rFonts w:ascii="Arial" w:hAnsi="Arial" w:cs="Arial" w:eastAsia="Arial"/>
       <w:i/>
       <w:iCs/>
       <w:color w:val="243F60" w:themeColor="accent1" w:themeShade="7F"/>
@@ -13396,7 +13396,7 @@
     <w:semiHidden/>
     <w:rsid w:val="00FC693F"/>
     <w:rPr>
-      <w:rFonts w:asciiTheme="majorHAnsi" w:eastAsiaTheme="majorEastAsia" w:hAnsiTheme="majorHAnsi" w:cstheme="majorBidi"/>
+      <w:rFonts w:ascii="Arial" w:hAnsi="Arial" w:cs="Arial" w:eastAsia="Arial"/>
       <w:i/>
       <w:iCs/>
       <w:color w:val="404040" w:themeColor="text1" w:themeTint="BF"/>
@@ -13410,7 +13410,7 @@
     <w:semiHidden/>
     <w:rsid w:val="00FC693F"/>
     <w:rPr>
-      <w:rFonts w:asciiTheme="majorHAnsi" w:eastAsiaTheme="majorEastAsia" w:hAnsiTheme="majorHAnsi" w:cstheme="majorBidi"/>
+      <w:rFonts w:ascii="Arial" w:hAnsi="Arial" w:cs="Arial" w:eastAsia="Arial"/>
       <w:color w:val="4F81BD" w:themeColor="accent1"/>
       <w:sz w:val="20"/>
       <w:szCs w:val="20"/>
@@ -13424,7 +13424,7 @@
     <w:semiHidden/>
     <w:rsid w:val="00FC693F"/>
     <w:rPr>
-      <w:rFonts w:asciiTheme="majorHAnsi" w:eastAsiaTheme="majorEastAsia" w:hAnsiTheme="majorHAnsi" w:cstheme="majorBidi"/>
+      <w:rFonts w:ascii="Arial" w:hAnsi="Arial" w:cs="Arial" w:eastAsia="Arial"/>
       <w:i/>
       <w:iCs/>
       <w:color w:val="404040" w:themeColor="text1" w:themeTint="BF"/>
@@ -15013,7 +15013,7 @@
         <w:spacing w:before="0" w:after="0" w:line="240" w:lineRule="auto"/>
       </w:pPr>
       <w:rPr>
-        <w:rFonts w:asciiTheme="majorHAnsi" w:eastAsiaTheme="majorEastAsia" w:hAnsiTheme="majorHAnsi" w:cstheme="majorBidi"/>
+        <w:rFonts w:ascii="Arial" w:hAnsi="Arial" w:cs="Arial" w:eastAsia="Arial"/>
         <w:b/>
         <w:bCs/>
       </w:rPr>
@@ -15034,7 +15034,7 @@
         <w:spacing w:before="0" w:after="0" w:line="240" w:lineRule="auto"/>
       </w:pPr>
       <w:rPr>
-        <w:rFonts w:asciiTheme="majorHAnsi" w:eastAsiaTheme="majorEastAsia" w:hAnsiTheme="majorHAnsi" w:cstheme="majorBidi"/>
+        <w:rFonts w:ascii="Arial" w:hAnsi="Arial" w:cs="Arial" w:eastAsia="Arial"/>
         <w:b/>
         <w:bCs/>
       </w:rPr>
@@ -15052,14 +15052,14 @@
     </w:tblStylePr>
     <w:tblStylePr w:type="firstCol">
       <w:rPr>
-        <w:rFonts w:asciiTheme="majorHAnsi" w:eastAsiaTheme="majorEastAsia" w:hAnsiTheme="majorHAnsi" w:cstheme="majorBidi"/>
+        <w:rFonts w:ascii="Arial" w:hAnsi="Arial" w:cs="Arial" w:eastAsia="Arial"/>
         <w:b/>
         <w:bCs/>
       </w:rPr>
     </w:tblStylePr>
     <w:tblStylePr w:type="lastCol">
       <w:rPr>
-        <w:rFonts w:asciiTheme="majorHAnsi" w:eastAsiaTheme="majorEastAsia" w:hAnsiTheme="majorHAnsi" w:cstheme="majorBidi"/>
+        <w:rFonts w:ascii="Arial" w:hAnsi="Arial" w:cs="Arial" w:eastAsia="Arial"/>
         <w:b/>
         <w:bCs/>
       </w:rPr>
@@ -15143,7 +15143,7 @@
         <w:spacing w:before="0" w:after="0" w:line="240" w:lineRule="auto"/>
       </w:pPr>
       <w:rPr>
-        <w:rFonts w:asciiTheme="majorHAnsi" w:eastAsiaTheme="majorEastAsia" w:hAnsiTheme="majorHAnsi" w:cstheme="majorBidi"/>
+        <w:rFonts w:ascii="Arial" w:hAnsi="Arial" w:cs="Arial" w:eastAsia="Arial"/>
         <w:b/>
         <w:bCs/>
       </w:rPr>
@@ -15164,7 +15164,7 @@
         <w:spacing w:before="0" w:after="0" w:line="240" w:lineRule="auto"/>
       </w:pPr>
       <w:rPr>
-        <w:rFonts w:asciiTheme="majorHAnsi" w:eastAsiaTheme="majorEastAsia" w:hAnsiTheme="majorHAnsi" w:cstheme="majorBidi"/>
+        <w:rFonts w:ascii="Arial" w:hAnsi="Arial" w:cs="Arial" w:eastAsia="Arial"/>
         <w:b/>
         <w:bCs/>
       </w:rPr>
@@ -15182,14 +15182,14 @@
     </w:tblStylePr>
     <w:tblStylePr w:type="firstCol">
       <w:rPr>
-        <w:rFonts w:asciiTheme="majorHAnsi" w:eastAsiaTheme="majorEastAsia" w:hAnsiTheme="majorHAnsi" w:cstheme="majorBidi"/>
+        <w:rFonts w:ascii="Arial" w:hAnsi="Arial" w:cs="Arial" w:eastAsia="Arial"/>
         <w:b/>
         <w:bCs/>
       </w:rPr>
     </w:tblStylePr>
     <w:tblStylePr w:type="lastCol">
       <w:rPr>
-        <w:rFonts w:asciiTheme="majorHAnsi" w:eastAsiaTheme="majorEastAsia" w:hAnsiTheme="majorHAnsi" w:cstheme="majorBidi"/>
+        <w:rFonts w:ascii="Arial" w:hAnsi="Arial" w:cs="Arial" w:eastAsia="Arial"/>
         <w:b/>
         <w:bCs/>
       </w:rPr>
@@ -15273,7 +15273,7 @@
         <w:spacing w:before="0" w:after="0" w:line="240" w:lineRule="auto"/>
       </w:pPr>
       <w:rPr>
-        <w:rFonts w:asciiTheme="majorHAnsi" w:eastAsiaTheme="majorEastAsia" w:hAnsiTheme="majorHAnsi" w:cstheme="majorBidi"/>
+        <w:rFonts w:ascii="Arial" w:hAnsi="Arial" w:cs="Arial" w:eastAsia="Arial"/>
         <w:b/>
         <w:bCs/>
       </w:rPr>
@@ -15294,7 +15294,7 @@
         <w:spacing w:before="0" w:after="0" w:line="240" w:lineRule="auto"/>
       </w:pPr>
       <w:rPr>
-        <w:rFonts w:asciiTheme="majorHAnsi" w:eastAsiaTheme="majorEastAsia" w:hAnsiTheme="majorHAnsi" w:cstheme="majorBidi"/>
+        <w:rFonts w:ascii="Arial" w:hAnsi="Arial" w:cs="Arial" w:eastAsia="Arial"/>
         <w:b/>
         <w:bCs/>
       </w:rPr>
@@ -15312,14 +15312,14 @@
     </w:tblStylePr>
     <w:tblStylePr w:type="firstCol">
       <w:rPr>
-        <w:rFonts w:asciiTheme="majorHAnsi" w:eastAsiaTheme="majorEastAsia" w:hAnsiTheme="majorHAnsi" w:cstheme="majorBidi"/>
+        <w:rFonts w:ascii="Arial" w:hAnsi="Arial" w:cs="Arial" w:eastAsia="Arial"/>
         <w:b/>
         <w:bCs/>
       </w:rPr>
     </w:tblStylePr>
     <w:tblStylePr w:type="lastCol">
       <w:rPr>
-        <w:rFonts w:asciiTheme="majorHAnsi" w:eastAsiaTheme="majorEastAsia" w:hAnsiTheme="majorHAnsi" w:cstheme="majorBidi"/>
+        <w:rFonts w:ascii="Arial" w:hAnsi="Arial" w:cs="Arial" w:eastAsia="Arial"/>
         <w:b/>
         <w:bCs/>
       </w:rPr>
@@ -15403,7 +15403,7 @@
         <w:spacing w:before="0" w:after="0" w:line="240" w:lineRule="auto"/>
       </w:pPr>
       <w:rPr>
-        <w:rFonts w:asciiTheme="majorHAnsi" w:eastAsiaTheme="majorEastAsia" w:hAnsiTheme="majorHAnsi" w:cstheme="majorBidi"/>
+        <w:rFonts w:ascii="Arial" w:hAnsi="Arial" w:cs="Arial" w:eastAsia="Arial"/>
         <w:b/>
         <w:bCs/>
       </w:rPr>
@@ -15424,7 +15424,7 @@
         <w:spacing w:before="0" w:after="0" w:line="240" w:lineRule="auto"/>
       </w:pPr>
       <w:rPr>
-        <w:rFonts w:asciiTheme="majorHAnsi" w:eastAsiaTheme="majorEastAsia" w:hAnsiTheme="majorHAnsi" w:cstheme="majorBidi"/>
+        <w:rFonts w:ascii="Arial" w:hAnsi="Arial" w:cs="Arial" w:eastAsia="Arial"/>
         <w:b/>
         <w:bCs/>
       </w:rPr>
@@ -15442,14 +15442,14 @@
     </w:tblStylePr>
     <w:tblStylePr w:type="firstCol">
       <w:rPr>
-        <w:rFonts w:asciiTheme="majorHAnsi" w:eastAsiaTheme="majorEastAsia" w:hAnsiTheme="majorHAnsi" w:cstheme="majorBidi"/>
+        <w:rFonts w:ascii="Arial" w:hAnsi="Arial" w:cs="Arial" w:eastAsia="Arial"/>
         <w:b/>
         <w:bCs/>
       </w:rPr>
     </w:tblStylePr>
     <w:tblStylePr w:type="lastCol">
       <w:rPr>
-        <w:rFonts w:asciiTheme="majorHAnsi" w:eastAsiaTheme="majorEastAsia" w:hAnsiTheme="majorHAnsi" w:cstheme="majorBidi"/>
+        <w:rFonts w:ascii="Arial" w:hAnsi="Arial" w:cs="Arial" w:eastAsia="Arial"/>
         <w:b/>
         <w:bCs/>
       </w:rPr>
@@ -15533,7 +15533,7 @@
         <w:spacing w:before="0" w:after="0" w:line="240" w:lineRule="auto"/>
       </w:pPr>
       <w:rPr>
-        <w:rFonts w:asciiTheme="majorHAnsi" w:eastAsiaTheme="majorEastAsia" w:hAnsiTheme="majorHAnsi" w:cstheme="majorBidi"/>
+        <w:rFonts w:ascii="Arial" w:hAnsi="Arial" w:cs="Arial" w:eastAsia="Arial"/>
         <w:b/>
         <w:bCs/>
       </w:rPr>
@@ -15554,7 +15554,7 @@
         <w:spacing w:before="0" w:after="0" w:line="240" w:lineRule="auto"/>
       </w:pPr>
       <w:rPr>
-        <w:rFonts w:asciiTheme="majorHAnsi" w:eastAsiaTheme="majorEastAsia" w:hAnsiTheme="majorHAnsi" w:cstheme="majorBidi"/>
+        <w:rFonts w:ascii="Arial" w:hAnsi="Arial" w:cs="Arial" w:eastAsia="Arial"/>
         <w:b/>
         <w:bCs/>
       </w:rPr>
@@ -15572,14 +15572,14 @@
     </w:tblStylePr>
     <w:tblStylePr w:type="firstCol">
       <w:rPr>
-        <w:rFonts w:asciiTheme="majorHAnsi" w:eastAsiaTheme="majorEastAsia" w:hAnsiTheme="majorHAnsi" w:cstheme="majorBidi"/>
+        <w:rFonts w:ascii="Arial" w:hAnsi="Arial" w:cs="Arial" w:eastAsia="Arial"/>
         <w:b/>
         <w:bCs/>
       </w:rPr>
     </w:tblStylePr>
     <w:tblStylePr w:type="lastCol">
       <w:rPr>
-        <w:rFonts w:asciiTheme="majorHAnsi" w:eastAsiaTheme="majorEastAsia" w:hAnsiTheme="majorHAnsi" w:cstheme="majorBidi"/>
+        <w:rFonts w:ascii="Arial" w:hAnsi="Arial" w:cs="Arial" w:eastAsia="Arial"/>
         <w:b/>
         <w:bCs/>
       </w:rPr>
@@ -15663,7 +15663,7 @@
         <w:spacing w:before="0" w:after="0" w:line="240" w:lineRule="auto"/>
       </w:pPr>
       <w:rPr>
-        <w:rFonts w:asciiTheme="majorHAnsi" w:eastAsiaTheme="majorEastAsia" w:hAnsiTheme="majorHAnsi" w:cstheme="majorBidi"/>
+        <w:rFonts w:ascii="Arial" w:hAnsi="Arial" w:cs="Arial" w:eastAsia="Arial"/>
         <w:b/>
         <w:bCs/>
       </w:rPr>
@@ -15684,7 +15684,7 @@
         <w:spacing w:before="0" w:after="0" w:line="240" w:lineRule="auto"/>
       </w:pPr>
       <w:rPr>
-        <w:rFonts w:asciiTheme="majorHAnsi" w:eastAsiaTheme="majorEastAsia" w:hAnsiTheme="majorHAnsi" w:cstheme="majorBidi"/>
+        <w:rFonts w:ascii="Arial" w:hAnsi="Arial" w:cs="Arial" w:eastAsia="Arial"/>
         <w:b/>
         <w:bCs/>
       </w:rPr>
@@ -15702,14 +15702,14 @@
     </w:tblStylePr>
     <w:tblStylePr w:type="firstCol">
       <w:rPr>
-        <w:rFonts w:asciiTheme="majorHAnsi" w:eastAsiaTheme="majorEastAsia" w:hAnsiTheme="majorHAnsi" w:cstheme="majorBidi"/>
+        <w:rFonts w:ascii="Arial" w:hAnsi="Arial" w:cs="Arial" w:eastAsia="Arial"/>
         <w:b/>
         <w:bCs/>
       </w:rPr>
     </w:tblStylePr>
     <w:tblStylePr w:type="lastCol">
       <w:rPr>
-        <w:rFonts w:asciiTheme="majorHAnsi" w:eastAsiaTheme="majorEastAsia" w:hAnsiTheme="majorHAnsi" w:cstheme="majorBidi"/>
+        <w:rFonts w:ascii="Arial" w:hAnsi="Arial" w:cs="Arial" w:eastAsia="Arial"/>
         <w:b/>
         <w:bCs/>
       </w:rPr>
@@ -15793,7 +15793,7 @@
         <w:spacing w:before="0" w:after="0" w:line="240" w:lineRule="auto"/>
       </w:pPr>
       <w:rPr>
-        <w:rFonts w:asciiTheme="majorHAnsi" w:eastAsiaTheme="majorEastAsia" w:hAnsiTheme="majorHAnsi" w:cstheme="majorBidi"/>
+        <w:rFonts w:ascii="Arial" w:hAnsi="Arial" w:cs="Arial" w:eastAsia="Arial"/>
         <w:b/>
         <w:bCs/>
       </w:rPr>
@@ -15814,7 +15814,7 @@
         <w:spacing w:before="0" w:after="0" w:line="240" w:lineRule="auto"/>
       </w:pPr>
       <w:rPr>
-        <w:rFonts w:asciiTheme="majorHAnsi" w:eastAsiaTheme="majorEastAsia" w:hAnsiTheme="majorHAnsi" w:cstheme="majorBidi"/>
+        <w:rFonts w:ascii="Arial" w:hAnsi="Arial" w:cs="Arial" w:eastAsia="Arial"/>
         <w:b/>
         <w:bCs/>
       </w:rPr>
@@ -15832,14 +15832,14 @@
     </w:tblStylePr>
     <w:tblStylePr w:type="firstCol">
       <w:rPr>
-        <w:rFonts w:asciiTheme="majorHAnsi" w:eastAsiaTheme="majorEastAsia" w:hAnsiTheme="majorHAnsi" w:cstheme="majorBidi"/>
+        <w:rFonts w:ascii="Arial" w:hAnsi="Arial" w:cs="Arial" w:eastAsia="Arial"/>
         <w:b/>
         <w:bCs/>
       </w:rPr>
     </w:tblStylePr>
     <w:tblStylePr w:type="lastCol">
       <w:rPr>
-        <w:rFonts w:asciiTheme="majorHAnsi" w:eastAsiaTheme="majorEastAsia" w:hAnsiTheme="majorHAnsi" w:cstheme="majorBidi"/>
+        <w:rFonts w:ascii="Arial" w:hAnsi="Arial" w:cs="Arial" w:eastAsia="Arial"/>
         <w:b/>
         <w:bCs/>
       </w:rPr>
@@ -17704,7 +17704,7 @@
     </w:tblPr>
     <w:tblStylePr w:type="firstRow">
       <w:rPr>
-        <w:rFonts w:asciiTheme="majorHAnsi" w:eastAsiaTheme="majorEastAsia" w:hAnsiTheme="majorHAnsi" w:cstheme="majorBidi"/>
+        <w:rFonts w:ascii="Arial" w:hAnsi="Arial" w:cs="Arial" w:eastAsia="Arial"/>
       </w:rPr>
       <w:tblPr/>
       <w:tcPr>
@@ -17788,7 +17788,7 @@
     </w:tblPr>
     <w:tblStylePr w:type="firstRow">
       <w:rPr>
-        <w:rFonts w:asciiTheme="majorHAnsi" w:eastAsiaTheme="majorEastAsia" w:hAnsiTheme="majorHAnsi" w:cstheme="majorBidi"/>
+        <w:rFonts w:ascii="Arial" w:hAnsi="Arial" w:cs="Arial" w:eastAsia="Arial"/>
       </w:rPr>
       <w:tblPr/>
       <w:tcPr>
@@ -17872,7 +17872,7 @@
     </w:tblPr>
     <w:tblStylePr w:type="firstRow">
       <w:rPr>
-        <w:rFonts w:asciiTheme="majorHAnsi" w:eastAsiaTheme="majorEastAsia" w:hAnsiTheme="majorHAnsi" w:cstheme="majorBidi"/>
+        <w:rFonts w:ascii="Arial" w:hAnsi="Arial" w:cs="Arial" w:eastAsia="Arial"/>
       </w:rPr>
       <w:tblPr/>
       <w:tcPr>
@@ -17956,7 +17956,7 @@
     </w:tblPr>
     <w:tblStylePr w:type="firstRow">
       <w:rPr>
-        <w:rFonts w:asciiTheme="majorHAnsi" w:eastAsiaTheme="majorEastAsia" w:hAnsiTheme="majorHAnsi" w:cstheme="majorBidi"/>
+        <w:rFonts w:ascii="Arial" w:hAnsi="Arial" w:cs="Arial" w:eastAsia="Arial"/>
       </w:rPr>
       <w:tblPr/>
       <w:tcPr>
@@ -18040,7 +18040,7 @@
     </w:tblPr>
     <w:tblStylePr w:type="firstRow">
       <w:rPr>
-        <w:rFonts w:asciiTheme="majorHAnsi" w:eastAsiaTheme="majorEastAsia" w:hAnsiTheme="majorHAnsi" w:cstheme="majorBidi"/>
+        <w:rFonts w:ascii="Arial" w:hAnsi="Arial" w:cs="Arial" w:eastAsia="Arial"/>
       </w:rPr>
       <w:tblPr/>
       <w:tcPr>
@@ -18124,7 +18124,7 @@
     </w:tblPr>
     <w:tblStylePr w:type="firstRow">
       <w:rPr>
-        <w:rFonts w:asciiTheme="majorHAnsi" w:eastAsiaTheme="majorEastAsia" w:hAnsiTheme="majorHAnsi" w:cstheme="majorBidi"/>
+        <w:rFonts w:ascii="Arial" w:hAnsi="Arial" w:cs="Arial" w:eastAsia="Arial"/>
       </w:rPr>
       <w:tblPr/>
       <w:tcPr>
@@ -18208,7 +18208,7 @@
     </w:tblPr>
     <w:tblStylePr w:type="firstRow">
       <w:rPr>
-        <w:rFonts w:asciiTheme="majorHAnsi" w:eastAsiaTheme="majorEastAsia" w:hAnsiTheme="majorHAnsi" w:cstheme="majorBidi"/>
+        <w:rFonts w:ascii="Arial" w:hAnsi="Arial" w:cs="Arial" w:eastAsia="Arial"/>
       </w:rPr>
       <w:tblPr/>
       <w:tcPr>
@@ -18273,7 +18273,7 @@
       <w:spacing w:after="0" w:line="240" w:lineRule="auto"/>
     </w:pPr>
     <w:rPr>
-      <w:rFonts w:asciiTheme="majorHAnsi" w:eastAsiaTheme="majorEastAsia" w:hAnsiTheme="majorHAnsi" w:cstheme="majorBidi"/>
+      <w:rFonts w:ascii="Arial" w:hAnsi="Arial" w:cs="Arial" w:eastAsia="Arial"/>
       <w:color w:val="000000" w:themeColor="text1"/>
     </w:rPr>
     <w:tblPr>
@@ -18401,7 +18401,7 @@
       <w:spacing w:after="0" w:line="240" w:lineRule="auto"/>
     </w:pPr>
     <w:rPr>
-      <w:rFonts w:asciiTheme="majorHAnsi" w:eastAsiaTheme="majorEastAsia" w:hAnsiTheme="majorHAnsi" w:cstheme="majorBidi"/>
+      <w:rFonts w:ascii="Arial" w:hAnsi="Arial" w:cs="Arial" w:eastAsia="Arial"/>
       <w:color w:val="000000" w:themeColor="text1"/>
     </w:rPr>
     <w:tblPr>
@@ -18529,7 +18529,7 @@
       <w:spacing w:after="0" w:line="240" w:lineRule="auto"/>
     </w:pPr>
     <w:rPr>
-      <w:rFonts w:asciiTheme="majorHAnsi" w:eastAsiaTheme="majorEastAsia" w:hAnsiTheme="majorHAnsi" w:cstheme="majorBidi"/>
+      <w:rFonts w:ascii="Arial" w:hAnsi="Arial" w:cs="Arial" w:eastAsia="Arial"/>
       <w:color w:val="000000" w:themeColor="text1"/>
     </w:rPr>
     <w:tblPr>
@@ -18657,7 +18657,7 @@
       <w:spacing w:after="0" w:line="240" w:lineRule="auto"/>
     </w:pPr>
     <w:rPr>
-      <w:rFonts w:asciiTheme="majorHAnsi" w:eastAsiaTheme="majorEastAsia" w:hAnsiTheme="majorHAnsi" w:cstheme="majorBidi"/>
+      <w:rFonts w:ascii="Arial" w:hAnsi="Arial" w:cs="Arial" w:eastAsia="Arial"/>
       <w:color w:val="000000" w:themeColor="text1"/>
     </w:rPr>
     <w:tblPr>
@@ -18785,7 +18785,7 @@
       <w:spacing w:after="0" w:line="240" w:lineRule="auto"/>
     </w:pPr>
     <w:rPr>
-      <w:rFonts w:asciiTheme="majorHAnsi" w:eastAsiaTheme="majorEastAsia" w:hAnsiTheme="majorHAnsi" w:cstheme="majorBidi"/>
+      <w:rFonts w:ascii="Arial" w:hAnsi="Arial" w:cs="Arial" w:eastAsia="Arial"/>
       <w:color w:val="000000" w:themeColor="text1"/>
     </w:rPr>
     <w:tblPr>
@@ -18913,7 +18913,7 @@
       <w:spacing w:after="0" w:line="240" w:lineRule="auto"/>
     </w:pPr>
     <w:rPr>
-      <w:rFonts w:asciiTheme="majorHAnsi" w:eastAsiaTheme="majorEastAsia" w:hAnsiTheme="majorHAnsi" w:cstheme="majorBidi"/>
+      <w:rFonts w:ascii="Arial" w:hAnsi="Arial" w:cs="Arial" w:eastAsia="Arial"/>
       <w:color w:val="000000" w:themeColor="text1"/>
     </w:rPr>
     <w:tblPr>
@@ -19041,7 +19041,7 @@
       <w:spacing w:after="0" w:line="240" w:lineRule="auto"/>
     </w:pPr>
     <w:rPr>
-      <w:rFonts w:asciiTheme="majorHAnsi" w:eastAsiaTheme="majorEastAsia" w:hAnsiTheme="majorHAnsi" w:cstheme="majorBidi"/>
+      <w:rFonts w:ascii="Arial" w:hAnsi="Arial" w:cs="Arial" w:eastAsia="Arial"/>
       <w:color w:val="000000" w:themeColor="text1"/>
     </w:rPr>
     <w:tblPr>
@@ -19680,7 +19680,7 @@
       <w:spacing w:after="0" w:line="240" w:lineRule="auto"/>
     </w:pPr>
     <w:rPr>
-      <w:rFonts w:asciiTheme="majorHAnsi" w:eastAsiaTheme="majorEastAsia" w:hAnsiTheme="majorHAnsi" w:cstheme="majorBidi"/>
+      <w:rFonts w:ascii="Arial" w:hAnsi="Arial" w:cs="Arial" w:eastAsia="Arial"/>
       <w:color w:val="000000" w:themeColor="text1"/>
     </w:rPr>
     <w:tblPr>
@@ -19805,7 +19805,7 @@
       <w:spacing w:after="0" w:line="240" w:lineRule="auto"/>
     </w:pPr>
     <w:rPr>
-      <w:rFonts w:asciiTheme="majorHAnsi" w:eastAsiaTheme="majorEastAsia" w:hAnsiTheme="majorHAnsi" w:cstheme="majorBidi"/>
+      <w:rFonts w:ascii="Arial" w:hAnsi="Arial" w:cs="Arial" w:eastAsia="Arial"/>
       <w:color w:val="000000" w:themeColor="text1"/>
     </w:rPr>
     <w:tblPr>
@@ -19930,7 +19930,7 @@
       <w:spacing w:after="0" w:line="240" w:lineRule="auto"/>
     </w:pPr>
     <w:rPr>
-      <w:rFonts w:asciiTheme="majorHAnsi" w:eastAsiaTheme="majorEastAsia" w:hAnsiTheme="majorHAnsi" w:cstheme="majorBidi"/>
+      <w:rFonts w:ascii="Arial" w:hAnsi="Arial" w:cs="Arial" w:eastAsia="Arial"/>
       <w:color w:val="000000" w:themeColor="text1"/>
     </w:rPr>
     <w:tblPr>
@@ -20055,7 +20055,7 @@
       <w:spacing w:after="0" w:line="240" w:lineRule="auto"/>
     </w:pPr>
     <w:rPr>
-      <w:rFonts w:asciiTheme="majorHAnsi" w:eastAsiaTheme="majorEastAsia" w:hAnsiTheme="majorHAnsi" w:cstheme="majorBidi"/>
+      <w:rFonts w:ascii="Arial" w:hAnsi="Arial" w:cs="Arial" w:eastAsia="Arial"/>
       <w:color w:val="000000" w:themeColor="text1"/>
     </w:rPr>
     <w:tblPr>
@@ -20180,7 +20180,7 @@
       <w:spacing w:after="0" w:line="240" w:lineRule="auto"/>
     </w:pPr>
     <w:rPr>
-      <w:rFonts w:asciiTheme="majorHAnsi" w:eastAsiaTheme="majorEastAsia" w:hAnsiTheme="majorHAnsi" w:cstheme="majorBidi"/>
+      <w:rFonts w:ascii="Arial" w:hAnsi="Arial" w:cs="Arial" w:eastAsia="Arial"/>
       <w:color w:val="000000" w:themeColor="text1"/>
     </w:rPr>
     <w:tblPr>
@@ -20305,7 +20305,7 @@
       <w:spacing w:after="0" w:line="240" w:lineRule="auto"/>
     </w:pPr>
     <w:rPr>
-      <w:rFonts w:asciiTheme="majorHAnsi" w:eastAsiaTheme="majorEastAsia" w:hAnsiTheme="majorHAnsi" w:cstheme="majorBidi"/>
+      <w:rFonts w:ascii="Arial" w:hAnsi="Arial" w:cs="Arial" w:eastAsia="Arial"/>
       <w:color w:val="000000" w:themeColor="text1"/>
     </w:rPr>
     <w:tblPr>
@@ -20430,7 +20430,7 @@
       <w:spacing w:after="0" w:line="240" w:lineRule="auto"/>
     </w:pPr>
     <w:rPr>
-      <w:rFonts w:asciiTheme="majorHAnsi" w:eastAsiaTheme="majorEastAsia" w:hAnsiTheme="majorHAnsi" w:cstheme="majorBidi"/>
+      <w:rFonts w:ascii="Arial" w:hAnsi="Arial" w:cs="Arial" w:eastAsia="Arial"/>
       <w:color w:val="000000" w:themeColor="text1"/>
     </w:rPr>
     <w:tblPr>
@@ -24383,7 +24383,7 @@
     </a:clrScheme>
     <a:fontScheme name="Office">
       <a:majorFont>
-        <a:latin typeface="Calibri"/>
+        <a:latin typeface="Arial"/>
         <a:ea typeface=""/>
         <a:cs typeface=""/>
         <a:font script="Jpan" typeface="ＭＳ ゴシック"/>
@@ -24418,7 +24418,7 @@
         <a:font script="Geor" typeface="Sylfaen"/>
       </a:majorFont>
       <a:minorFont>
-        <a:latin typeface="Cambria"/>
+        <a:latin typeface="Arial"/>
         <a:ea typeface=""/>
         <a:cs typeface=""/>
         <a:font script="Jpan" typeface="ＭＳ 明朝"/>

--- a/assets/worksheets/velocity-curve/horn-introduction-answer-key.docx
+++ b/assets/worksheets/velocity-curve/horn-introduction-answer-key.docx
@@ -451,15 +451,39 @@
     <w:pPr>
       <w:pStyle w:val="Header"/>
       <w:tabs>
-        <w:tab w:pos="10080" w:val="right"/>
+        <w:tab w:val="clear" w:pos="576"/>
+        <w:tab w:val="clear" w:pos="1152"/>
+        <w:tab w:val="clear" w:pos="1728"/>
+        <w:tab w:val="clear" w:pos="2304"/>
+        <w:tab w:val="clear" w:pos="2880"/>
+        <w:tab w:val="clear" w:pos="3456"/>
+        <w:tab w:val="clear" w:pos="4032"/>
+        <w:tab w:pos="9820" w:val="right"/>
       </w:tabs>
+      <w:spacing w:before="0" w:after="0" w:lineRule="exact" w:line="480"/>
+      <w:shd w:val="clear" w:fill="002855"/>
+      <w:pBdr>
+        <w:bottom w:val="single" w:sz="16" w:space="0" w:color="EEAA00"/>
+      </w:pBdr>
     </w:pPr>
     <w:r>
       <w:rPr>
-        <w:b/>
-        <w:color w:val="002855"/>
-      </w:rPr>
-      <w:t>WVU DSPIRA</w:t>
+        <w:rFonts w:ascii="Arial" w:hAnsi="Arial"/>
+        <w:b/>
+        <w:color w:val="FFFFFF"/>
+        <w:sz w:val="32"/>
+      </w:rPr>
+      <w:t xml:space="preserve">  WVU DSPIRA</w:t>
+    </w:r>
+    <w:r>
+      <w:rPr>
+        <w:rFonts w:ascii="Arial" w:hAnsi="Arial"/>
+        <w:b w:val="0"/>
+        <w:color w:val="FFFFFF"/>
+        <w:sz w:val="18"/>
+      </w:rPr>
+      <w:tab/>
+      <w:t>WEST VIRGINIA UNIVERSITY</w:t>
     </w:r>
   </w:p>
 </w:hdr>

--- a/assets/worksheets/velocity-curve/horn-introduction-answer-key.docx
+++ b/assets/worksheets/velocity-curve/horn-introduction-answer-key.docx
@@ -249,7 +249,7 @@
       </w:tabs>
     </w:pPr>
     <w:r>
-      <w:t>wvurail.org/dspira</w:t>
+      <w:t>rail.wvu.edu/dspira</w:t>
     </w:r>
     <w:r>
       <w:tab/>
